--- a/Activity B.docx
+++ b/Activity B.docx
@@ -61,7 +61,15 @@
     </w:p>
     <w:p>
       <w:r>
-        <w:t>When I started planning how the Local Produce Hub should look and feel, my main priority was making sure it was something both customers and producers would actually want to use. From my research into the food retail sector, I found that customer</w:t>
+        <w:t xml:space="preserve">When I started planning how the Local Produce Hub should look and feel, my main priority was making sure it was something both customers and producers would </w:t>
+      </w:r>
+      <w:proofErr w:type="gramStart"/>
+      <w:r>
+        <w:t>actually want</w:t>
+      </w:r>
+      <w:proofErr w:type="gramEnd"/>
+      <w:r>
+        <w:t xml:space="preserve"> to use. From my research into the food retail sector, I found that customer</w:t>
       </w:r>
       <w:r>
         <w:t xml:space="preserve"> </w:t>
@@ -177,13 +185,21 @@
         <w:t xml:space="preserve">At this stage I confirmed </w:t>
       </w:r>
       <w:r>
-        <w:t>that the basket icon and the customer's loyalty points balance should sit in the top navigation bar so they're always visible. Getting this structure agreed before moving on meant I could build the high</w:t>
+        <w:t xml:space="preserve">that the basket icon and the customer's loyalty points balance should sit in the top navigation bar so they're always visible. Getting this structure agreed before moving on meant I could build the </w:t>
+      </w:r>
+      <w:proofErr w:type="gramStart"/>
+      <w:r>
+        <w:t>high</w:t>
       </w:r>
       <w:r>
         <w:t xml:space="preserve"> </w:t>
       </w:r>
       <w:r>
-        <w:t>fidelity version with confidence.</w:t>
+        <w:t>fidelity</w:t>
+      </w:r>
+      <w:proofErr w:type="gramEnd"/>
+      <w:r>
+        <w:t xml:space="preserve"> version with confidence.</w:t>
       </w:r>
     </w:p>
     <w:p>
@@ -260,7 +276,15 @@
         <w:t>or</w:t>
       </w:r>
       <w:r>
-        <w:t xml:space="preserve"> delete product details and stock, view customer orders to help plan production and deliveries. So when I sketched th</w:t>
+        <w:t xml:space="preserve"> delete product details and stock, view customer orders to help plan production and deliveries. </w:t>
+      </w:r>
+      <w:proofErr w:type="gramStart"/>
+      <w:r>
+        <w:t>So</w:t>
+      </w:r>
+      <w:proofErr w:type="gramEnd"/>
+      <w:r>
+        <w:t xml:space="preserve"> when I sketched th</w:t>
       </w:r>
       <w:r>
         <w:t>is</w:t>
@@ -322,7 +346,15 @@
         <w:t xml:space="preserve"> </w:t>
       </w:r>
       <w:r>
-        <w:t xml:space="preserve">fidelity version I added the green branding and introduced colour coding that makes a practical difference. If stock is running low, the </w:t>
+        <w:t xml:space="preserve">fidelity </w:t>
+      </w:r>
+      <w:proofErr w:type="gramStart"/>
+      <w:r>
+        <w:t>version</w:t>
+      </w:r>
+      <w:proofErr w:type="gramEnd"/>
+      <w:r>
+        <w:t xml:space="preserve"> I added the green branding and introduced colour coding that makes a practical difference. If stock is running low, the </w:t>
       </w:r>
       <w:r>
         <w:t>box</w:t>
@@ -381,8 +413,13 @@
       <w:r>
         <w:t xml:space="preserve">an </w:t>
       </w:r>
-      <w:r>
-        <w:t xml:space="preserve">optional sales summaries </w:t>
+      <w:proofErr w:type="gramStart"/>
+      <w:r>
+        <w:t>optional sales summaries</w:t>
+      </w:r>
+      <w:proofErr w:type="gramEnd"/>
+      <w:r>
+        <w:t xml:space="preserve"> </w:t>
       </w:r>
       <w:r>
         <w:t>that can</w:t>
@@ -465,13 +502,27 @@
           <w:highlight w:val="yellow"/>
         </w:rPr>
         <w:lastRenderedPageBreak/>
-        <w:t>encouraging repeat purchases. The payment step uses a Stripe-hosted integration so GLH never directly handles card details, keeping transactions secure in line with the security non-functional requirements.</w:t>
+        <w:t xml:space="preserve">encouraging repeat purchases. The payment step uses a Stripe-hosted </w:t>
+      </w:r>
+      <w:proofErr w:type="gramStart"/>
+      <w:r>
+        <w:rPr>
+          <w:highlight w:val="yellow"/>
+        </w:rPr>
+        <w:t>integration</w:t>
+      </w:r>
+      <w:proofErr w:type="gramEnd"/>
+      <w:r>
+        <w:rPr>
+          <w:highlight w:val="yellow"/>
+        </w:rPr>
+        <w:t xml:space="preserve"> so GLH never directly handles card details, keeping transactions secure in line with the security non-functional requirements.</w:t>
       </w:r>
     </w:p>
     <w:p>
       <w:r>
         <w:pict w14:anchorId="2969821B">
-          <v:rect id="_x0000_i1057" style="width:0;height:1.5pt" o:hralign="center" o:hrstd="t" o:hr="t" fillcolor="#a0a0a0" stroked="f"/>
+          <v:rect id="_x0000_i1025" style="width:0;height:1.5pt" o:hralign="center" o:hrstd="t" o:hr="t" fillcolor="#a0a0a0" stroked="f"/>
         </w:pict>
       </w:r>
     </w:p>
@@ -498,7 +549,15 @@
         <w:t xml:space="preserve">will be </w:t>
       </w:r>
       <w:r>
-        <w:t xml:space="preserve">stored and how everything connects together. I settled on five main database tables: producers, products, customers, orders and order items. The </w:t>
+        <w:t xml:space="preserve">stored and how everything </w:t>
+      </w:r>
+      <w:proofErr w:type="gramStart"/>
+      <w:r>
+        <w:t>connects together</w:t>
+      </w:r>
+      <w:proofErr w:type="gramEnd"/>
+      <w:r>
+        <w:t xml:space="preserve">. I settled on five main database tables: producers, products, customers, orders and order items. The </w:t>
       </w:r>
       <w:r>
         <w:t>main</w:t>
@@ -589,6 +648,7 @@
       <w:r>
         <w:t xml:space="preserve">that </w:t>
       </w:r>
+      <w:proofErr w:type="gramStart"/>
       <w:r>
         <w:t>nee</w:t>
       </w:r>
@@ -596,7 +656,11 @@
         <w:t xml:space="preserve">ds </w:t>
       </w:r>
       <w:r>
-        <w:t xml:space="preserve"> to display a producer's profile and</w:t>
+        <w:t xml:space="preserve"> to</w:t>
+      </w:r>
+      <w:proofErr w:type="gramEnd"/>
+      <w:r>
+        <w:t xml:space="preserve"> display a producer's profile and</w:t>
       </w:r>
       <w:r>
         <w:t xml:space="preserve"> for them to</w:t>
@@ -736,9 +800,11 @@
             <w:hideMark/>
           </w:tcPr>
           <w:p>
+            <w:proofErr w:type="spellStart"/>
             <w:r>
               <w:t>producer_id</w:t>
             </w:r>
+            <w:proofErr w:type="spellEnd"/>
           </w:p>
         </w:tc>
         <w:tc>
@@ -969,7 +1035,15 @@
               <w:t>Allows</w:t>
             </w:r>
             <w:r>
-              <w:t xml:space="preserve"> customers see where their food actually comes from, supporting transparency</w:t>
+              <w:t xml:space="preserve"> customers see where their food </w:t>
+            </w:r>
+            <w:proofErr w:type="gramStart"/>
+            <w:r>
+              <w:t>actually comes</w:t>
+            </w:r>
+            <w:proofErr w:type="gramEnd"/>
+            <w:r>
+              <w:t xml:space="preserve"> from, supporting transparency</w:t>
             </w:r>
           </w:p>
         </w:tc>
@@ -1052,9 +1126,11 @@
             <w:hideMark/>
           </w:tcPr>
           <w:p>
+            <w:proofErr w:type="spellStart"/>
             <w:r>
               <w:t>contact_email</w:t>
             </w:r>
+            <w:proofErr w:type="spellEnd"/>
           </w:p>
         </w:tc>
         <w:tc>
@@ -1111,9 +1187,11 @@
             <w:hideMark/>
           </w:tcPr>
           <w:p>
+            <w:proofErr w:type="spellStart"/>
             <w:r>
               <w:t>password_hash</w:t>
             </w:r>
+            <w:proofErr w:type="spellEnd"/>
           </w:p>
         </w:tc>
         <w:tc>
@@ -1195,7 +1273,17 @@
     </w:p>
     <w:p>
       <w:r>
-        <w:t>Every item GLH sells lives in the Product table. This is where the platform gets the information it needs for product pages, live stock checks and the food labelling compliance required by the Food Safety Act 1990.</w:t>
+        <w:t xml:space="preserve">Every item GLH sells lives in the Product table. This is where the platform gets the information it needs for product pages, </w:t>
+      </w:r>
+      <w:proofErr w:type="spellStart"/>
+      <w:proofErr w:type="gramStart"/>
+      <w:r>
+        <w:t>live stock</w:t>
+      </w:r>
+      <w:proofErr w:type="spellEnd"/>
+      <w:proofErr w:type="gramEnd"/>
+      <w:r>
+        <w:t xml:space="preserve"> checks and the food labelling compliance required by the Food Safety Act 1990.</w:t>
       </w:r>
     </w:p>
     <w:tbl>
@@ -1215,10 +1303,10 @@
         <w:tblLook w:val="04A0" w:firstRow="1" w:lastRow="0" w:firstColumn="1" w:lastColumn="0" w:noHBand="0" w:noVBand="1"/>
       </w:tblPr>
       <w:tblGrid>
-        <w:gridCol w:w="1411"/>
-        <w:gridCol w:w="1994"/>
-        <w:gridCol w:w="995"/>
-        <w:gridCol w:w="4626"/>
+        <w:gridCol w:w="1405"/>
+        <w:gridCol w:w="1941"/>
+        <w:gridCol w:w="992"/>
+        <w:gridCol w:w="4688"/>
       </w:tblGrid>
       <w:tr>
         <w:trPr>
@@ -1325,9 +1413,11 @@
             <w:hideMark/>
           </w:tcPr>
           <w:p>
+            <w:proofErr w:type="spellStart"/>
             <w:r>
               <w:t>product_id</w:t>
             </w:r>
+            <w:proofErr w:type="spellEnd"/>
           </w:p>
         </w:tc>
         <w:tc>
@@ -1340,9 +1430,11 @@
             <w:r>
               <w:t xml:space="preserve">A unique </w:t>
             </w:r>
+            <w:proofErr w:type="spellStart"/>
             <w:r>
               <w:t>refference</w:t>
             </w:r>
+            <w:proofErr w:type="spellEnd"/>
             <w:r>
               <w:t xml:space="preserve"> for each product</w:t>
             </w:r>
@@ -1387,9 +1479,11 @@
             <w:hideMark/>
           </w:tcPr>
           <w:p>
+            <w:proofErr w:type="spellStart"/>
             <w:r>
               <w:t>producer_id</w:t>
             </w:r>
+            <w:proofErr w:type="spellEnd"/>
           </w:p>
         </w:tc>
         <w:tc>
@@ -1600,7 +1694,42 @@
           </w:tcPr>
           <w:p>
             <w:r>
-              <w:t>Checked every time something is added to a basket to prevent overselling, directly supporting the out-of-stock handling challenge</w:t>
+              <w:t xml:space="preserve">Checked every time something is added to a basket to prevent overselling, </w:t>
+            </w:r>
+            <w:r>
+              <w:t xml:space="preserve">this </w:t>
+            </w:r>
+            <w:r>
+              <w:t>directly support</w:t>
+            </w:r>
+            <w:r>
+              <w:t>s</w:t>
+            </w:r>
+            <w:r>
+              <w:t xml:space="preserve"> the </w:t>
+            </w:r>
+            <w:proofErr w:type="gramStart"/>
+            <w:r>
+              <w:t>out</w:t>
+            </w:r>
+            <w:r>
+              <w:t xml:space="preserve"> </w:t>
+            </w:r>
+            <w:r>
+              <w:t>of</w:t>
+            </w:r>
+            <w:r>
+              <w:t xml:space="preserve"> </w:t>
+            </w:r>
+            <w:r>
+              <w:t>stock</w:t>
+            </w:r>
+            <w:proofErr w:type="gramEnd"/>
+            <w:r>
+              <w:t xml:space="preserve"> handling </w:t>
+            </w:r>
+            <w:r>
+              <w:t>part</w:t>
             </w:r>
           </w:p>
         </w:tc>
@@ -1653,7 +1782,13 @@
           </w:tcPr>
           <w:p>
             <w:r>
-              <w:t>Required by Food Safety Act compliance — product pages must display allergen information clearly</w:t>
+              <w:t>Required by Food Safety Act compliance</w:t>
+            </w:r>
+            <w:r>
+              <w:t>.</w:t>
+            </w:r>
+            <w:r>
+              <w:t xml:space="preserve"> product pages must display allergen information clearly</w:t>
             </w:r>
           </w:p>
         </w:tc>
@@ -1669,9 +1804,11 @@
             <w:hideMark/>
           </w:tcPr>
           <w:p>
+            <w:proofErr w:type="spellStart"/>
             <w:r>
               <w:t>batch_ref</w:t>
             </w:r>
+            <w:proofErr w:type="spellEnd"/>
           </w:p>
         </w:tc>
         <w:tc>
@@ -1706,7 +1843,29 @@
           </w:tcPr>
           <w:p>
             <w:r>
-              <w:t>The key field for food traceability — enables the "one step back" chain to the producer as required by the Food Safety Act 1990 and Food Standards Act 1999</w:t>
+              <w:t xml:space="preserve">The key field for food </w:t>
+            </w:r>
+            <w:proofErr w:type="spellStart"/>
+            <w:r>
+              <w:t>traceability</w:t>
+            </w:r>
+            <w:r>
+              <w:t>and</w:t>
+            </w:r>
+            <w:proofErr w:type="spellEnd"/>
+            <w:r>
+              <w:t xml:space="preserve"> </w:t>
+            </w:r>
+            <w:proofErr w:type="gramStart"/>
+            <w:r>
+              <w:t xml:space="preserve">this </w:t>
+            </w:r>
+            <w:r>
+              <w:t xml:space="preserve"> enables</w:t>
+            </w:r>
+            <w:proofErr w:type="gramEnd"/>
+            <w:r>
+              <w:t xml:space="preserve"> the one step back chain to the producer as required by the Food Safety Act 1990 and Food Standards Act 1999</w:t>
             </w:r>
           </w:p>
         </w:tc>
@@ -1863,9 +2022,11 @@
             <w:hideMark/>
           </w:tcPr>
           <w:p>
+            <w:proofErr w:type="spellStart"/>
             <w:r>
               <w:t>customer_id</w:t>
             </w:r>
+            <w:proofErr w:type="spellEnd"/>
           </w:p>
         </w:tc>
         <w:tc>
@@ -1900,7 +2061,25 @@
           </w:tcPr>
           <w:p>
             <w:r>
-              <w:t>Primary key; ties together all orders, loyalty points and preferences for that customer</w:t>
+              <w:t>Primary key</w:t>
+            </w:r>
+            <w:r>
+              <w:t>:</w:t>
+            </w:r>
+            <w:r>
+              <w:t xml:space="preserve"> </w:t>
+            </w:r>
+            <w:r>
+              <w:t>brings</w:t>
+            </w:r>
+            <w:r>
+              <w:t xml:space="preserve"> together all</w:t>
+            </w:r>
+            <w:r>
+              <w:t xml:space="preserve"> the</w:t>
+            </w:r>
+            <w:r>
+              <w:t xml:space="preserve"> orders, loyalty points and preferences for that customer</w:t>
             </w:r>
           </w:p>
         </w:tc>
@@ -1953,7 +2132,36 @@
           </w:tcPr>
           <w:p>
             <w:r>
-              <w:t>Must be unique — the basis of secure authentication and all order notifications</w:t>
+              <w:t>Must be unique</w:t>
+            </w:r>
+            <w:r>
+              <w:t>. T</w:t>
+            </w:r>
+            <w:r>
+              <w:t xml:space="preserve">he </w:t>
+            </w:r>
+            <w:r>
+              <w:t>main part</w:t>
+            </w:r>
+            <w:r>
+              <w:t xml:space="preserve"> of </w:t>
+            </w:r>
+            <w:r>
+              <w:t xml:space="preserve">a </w:t>
+            </w:r>
+            <w:r>
+              <w:t xml:space="preserve">secure authentication and </w:t>
+            </w:r>
+            <w:r>
+              <w:t xml:space="preserve">an </w:t>
+            </w:r>
+            <w:proofErr w:type="gramStart"/>
+            <w:r>
+              <w:t>all order</w:t>
+            </w:r>
+            <w:proofErr w:type="gramEnd"/>
+            <w:r>
+              <w:t xml:space="preserve"> notifications</w:t>
             </w:r>
           </w:p>
         </w:tc>
@@ -1969,9 +2177,11 @@
             <w:hideMark/>
           </w:tcPr>
           <w:p>
+            <w:proofErr w:type="spellStart"/>
             <w:r>
               <w:t>password_hash</w:t>
             </w:r>
+            <w:proofErr w:type="spellEnd"/>
           </w:p>
         </w:tc>
         <w:tc>
@@ -2006,7 +2216,19 @@
           </w:tcPr>
           <w:p>
             <w:r>
-              <w:t>Storing a hash means that even if the database were ever compromised, passwords could not be read — meeting GDPR security requirements</w:t>
+              <w:t>Storing a hash means</w:t>
+            </w:r>
+            <w:r>
+              <w:t>,</w:t>
+            </w:r>
+            <w:r>
+              <w:t xml:space="preserve"> even if the database</w:t>
+            </w:r>
+            <w:r>
+              <w:t xml:space="preserve"> was</w:t>
+            </w:r>
+            <w:r>
+              <w:t xml:space="preserve"> ever compromised, passwords could not be read meeting GDPR security requirements</w:t>
             </w:r>
           </w:p>
         </w:tc>
@@ -2022,10 +2244,12 @@
             <w:hideMark/>
           </w:tcPr>
           <w:p>
+            <w:proofErr w:type="spellStart"/>
             <w:r>
               <w:lastRenderedPageBreak/>
               <w:t>first_name</w:t>
             </w:r>
+            <w:proofErr w:type="spellEnd"/>
           </w:p>
         </w:tc>
         <w:tc>
@@ -2060,7 +2284,10 @@
           </w:tcPr>
           <w:p>
             <w:r>
-              <w:t>Used to personalise confirmation emails and order updates, improving customer experience</w:t>
+              <w:t xml:space="preserve">Used to personalise confirmation emails and order updates, improving customer </w:t>
+            </w:r>
+            <w:r>
+              <w:t>service</w:t>
             </w:r>
           </w:p>
         </w:tc>
@@ -2076,9 +2303,11 @@
             <w:hideMark/>
           </w:tcPr>
           <w:p>
+            <w:proofErr w:type="spellStart"/>
             <w:r>
               <w:t>loyalty_points</w:t>
             </w:r>
+            <w:proofErr w:type="spellEnd"/>
           </w:p>
         </w:tc>
         <w:tc>
@@ -2129,9 +2358,11 @@
             <w:hideMark/>
           </w:tcPr>
           <w:p>
+            <w:proofErr w:type="spellStart"/>
             <w:r>
               <w:t>data_consent</w:t>
             </w:r>
+            <w:proofErr w:type="spellEnd"/>
           </w:p>
         </w:tc>
         <w:tc>
@@ -2166,7 +2397,19 @@
           </w:tcPr>
           <w:p>
             <w:r>
-              <w:t>A legal requirement under UK GDPR — the system must be able to prove consent was given and recorded</w:t>
+              <w:t>A legal requirement under UK GDPR</w:t>
+            </w:r>
+            <w:r>
+              <w:t>.</w:t>
+            </w:r>
+            <w:r>
+              <w:t xml:space="preserve"> </w:t>
+            </w:r>
+            <w:r>
+              <w:t>T</w:t>
+            </w:r>
+            <w:r>
+              <w:t>he system must be able to prove consent was given and recorded</w:t>
             </w:r>
           </w:p>
         </w:tc>
@@ -2210,9 +2453,9 @@
       </w:tblPr>
       <w:tblGrid>
         <w:gridCol w:w="1450"/>
-        <w:gridCol w:w="2416"/>
+        <w:gridCol w:w="2421"/>
         <w:gridCol w:w="1241"/>
-        <w:gridCol w:w="3919"/>
+        <w:gridCol w:w="3914"/>
       </w:tblGrid>
       <w:tr>
         <w:trPr>
@@ -2319,9 +2562,11 @@
             <w:hideMark/>
           </w:tcPr>
           <w:p>
+            <w:proofErr w:type="spellStart"/>
             <w:r>
               <w:t>order_id</w:t>
             </w:r>
+            <w:proofErr w:type="spellEnd"/>
           </w:p>
         </w:tc>
         <w:tc>
@@ -2356,7 +2601,13 @@
           </w:tcPr>
           <w:p>
             <w:r>
-              <w:t>Primary key; referenced in every email, notification and producer view</w:t>
+              <w:t>Primary key</w:t>
+            </w:r>
+            <w:r>
+              <w:t>:</w:t>
+            </w:r>
+            <w:r>
+              <w:t xml:space="preserve"> referenced in every email, notification and producer view</w:t>
             </w:r>
           </w:p>
         </w:tc>
@@ -2372,9 +2623,11 @@
             <w:hideMark/>
           </w:tcPr>
           <w:p>
+            <w:proofErr w:type="spellStart"/>
             <w:r>
               <w:t>customer_id</w:t>
             </w:r>
+            <w:proofErr w:type="spellEnd"/>
           </w:p>
         </w:tc>
         <w:tc>
@@ -2409,7 +2662,24 @@
           </w:tcPr>
           <w:p>
             <w:r>
-              <w:t>Enables order history and the quick re-order feature identified in the Account and Order History functional requirement</w:t>
+              <w:t>Allow</w:t>
+            </w:r>
+            <w:r>
+              <w:t xml:space="preserve"> order history and the quick </w:t>
+            </w:r>
+            <w:proofErr w:type="gramStart"/>
+            <w:r>
+              <w:t>re</w:t>
+            </w:r>
+            <w:r>
+              <w:t xml:space="preserve"> </w:t>
+            </w:r>
+            <w:r>
+              <w:t>order</w:t>
+            </w:r>
+            <w:proofErr w:type="gramEnd"/>
+            <w:r>
+              <w:t xml:space="preserve"> feature identified in the Account and Order History functional requirement</w:t>
             </w:r>
           </w:p>
         </w:tc>
@@ -2462,7 +2732,25 @@
           </w:tcPr>
           <w:p>
             <w:r>
-              <w:t>Drives the automatic customer notifications for order status changes, as required in the UACs</w:t>
+              <w:t xml:space="preserve">Drives the </w:t>
+            </w:r>
+            <w:r>
+              <w:t xml:space="preserve">customer an </w:t>
+            </w:r>
+            <w:r>
+              <w:t xml:space="preserve">automatic notification for </w:t>
+            </w:r>
+            <w:r>
+              <w:t xml:space="preserve">an </w:t>
+            </w:r>
+            <w:r>
+              <w:t xml:space="preserve">order status </w:t>
+            </w:r>
+            <w:r>
+              <w:t xml:space="preserve">and </w:t>
+            </w:r>
+            <w:r>
+              <w:t>changes</w:t>
             </w:r>
           </w:p>
         </w:tc>
@@ -2531,10 +2819,12 @@
             <w:hideMark/>
           </w:tcPr>
           <w:p>
+            <w:proofErr w:type="spellStart"/>
             <w:r>
               <w:lastRenderedPageBreak/>
               <w:t>slot_time</w:t>
             </w:r>
+            <w:proofErr w:type="spellEnd"/>
           </w:p>
         </w:tc>
         <w:tc>
@@ -2556,20 +2846,28 @@
             <w:hideMark/>
           </w:tcPr>
           <w:p>
+            <w:proofErr w:type="spellStart"/>
             <w:r>
               <w:t>DateTime</w:t>
             </w:r>
-          </w:p>
-        </w:tc>
-        <w:tc>
-          <w:tcPr>
-            <w:tcW w:w="0" w:type="auto"/>
-            <w:vAlign w:val="center"/>
-            <w:hideMark/>
-          </w:tcPr>
-          <w:p>
-            <w:r>
-              <w:t>Used by the scheduling component to track capacity and prevent overbooking</w:t>
+            <w:proofErr w:type="spellEnd"/>
+          </w:p>
+        </w:tc>
+        <w:tc>
+          <w:tcPr>
+            <w:tcW w:w="0" w:type="auto"/>
+            <w:vAlign w:val="center"/>
+            <w:hideMark/>
+          </w:tcPr>
+          <w:p>
+            <w:r>
+              <w:t xml:space="preserve">Used by the scheduling </w:t>
+            </w:r>
+            <w:r>
+              <w:t>part</w:t>
+            </w:r>
+            <w:r>
+              <w:t xml:space="preserve"> to track capacity and prevent overbooking</w:t>
             </w:r>
           </w:p>
         </w:tc>
@@ -2585,20 +2883,28 @@
             <w:hideMark/>
           </w:tcPr>
           <w:p>
+            <w:proofErr w:type="spellStart"/>
             <w:r>
               <w:t>placed_at</w:t>
             </w:r>
-          </w:p>
-        </w:tc>
-        <w:tc>
-          <w:tcPr>
-            <w:tcW w:w="0" w:type="auto"/>
-            <w:vAlign w:val="center"/>
-            <w:hideMark/>
-          </w:tcPr>
-          <w:p>
-            <w:r>
-              <w:t>The exact time the order was submitted</w:t>
+            <w:proofErr w:type="spellEnd"/>
+          </w:p>
+        </w:tc>
+        <w:tc>
+          <w:tcPr>
+            <w:tcW w:w="0" w:type="auto"/>
+            <w:vAlign w:val="center"/>
+            <w:hideMark/>
+          </w:tcPr>
+          <w:p>
+            <w:r>
+              <w:t xml:space="preserve">The exact time </w:t>
+            </w:r>
+            <w:r>
+              <w:t>the</w:t>
+            </w:r>
+            <w:r>
+              <w:t xml:space="preserve"> order was submitted</w:t>
             </w:r>
           </w:p>
         </w:tc>
@@ -2640,7 +2946,23 @@
           <w:b/>
           <w:bCs/>
         </w:rPr>
-        <w:t>2.5 OrderItem Table</w:t>
+        <w:t xml:space="preserve">2.5 </w:t>
+      </w:r>
+      <w:proofErr w:type="spellStart"/>
+      <w:r>
+        <w:rPr>
+          <w:b/>
+          <w:bCs/>
+        </w:rPr>
+        <w:t>OrderItem</w:t>
+      </w:r>
+      <w:proofErr w:type="spellEnd"/>
+      <w:r>
+        <w:rPr>
+          <w:b/>
+          <w:bCs/>
+        </w:rPr>
+        <w:t xml:space="preserve"> Table</w:t>
       </w:r>
     </w:p>
     <w:p>
@@ -2779,9 +3101,11 @@
             <w:hideMark/>
           </w:tcPr>
           <w:p>
+            <w:proofErr w:type="spellStart"/>
             <w:r>
               <w:t>item_id</w:t>
             </w:r>
+            <w:proofErr w:type="spellEnd"/>
           </w:p>
         </w:tc>
         <w:tc>
@@ -2816,7 +3140,13 @@
           </w:tcPr>
           <w:p>
             <w:r>
-              <w:t>Allows each product line to be tracked and fulfilled independently</w:t>
+              <w:t xml:space="preserve">Allows each product line to be tracked and </w:t>
+            </w:r>
+            <w:r>
+              <w:t>done</w:t>
+            </w:r>
+            <w:r>
+              <w:t xml:space="preserve"> independently</w:t>
             </w:r>
           </w:p>
         </w:tc>
@@ -2832,9 +3162,11 @@
             <w:hideMark/>
           </w:tcPr>
           <w:p>
+            <w:proofErr w:type="spellStart"/>
             <w:r>
               <w:t>order_id</w:t>
             </w:r>
+            <w:proofErr w:type="spellEnd"/>
           </w:p>
         </w:tc>
         <w:tc>
@@ -2885,9 +3217,11 @@
             <w:hideMark/>
           </w:tcPr>
           <w:p>
+            <w:proofErr w:type="spellStart"/>
             <w:r>
               <w:t>product_id</w:t>
             </w:r>
+            <w:proofErr w:type="spellEnd"/>
           </w:p>
         </w:tc>
         <w:tc>
@@ -2922,7 +3256,23 @@
           </w:tcPr>
           <w:p>
             <w:r>
-              <w:t>Completes the traceability chain: OrderItem → Product → batch_ref → Producer</w:t>
+              <w:t xml:space="preserve">Completes the traceability chain: </w:t>
+            </w:r>
+            <w:proofErr w:type="spellStart"/>
+            <w:r>
+              <w:t>OrderItem</w:t>
+            </w:r>
+            <w:proofErr w:type="spellEnd"/>
+            <w:r>
+              <w:t xml:space="preserve"> → Product → </w:t>
+            </w:r>
+            <w:proofErr w:type="spellStart"/>
+            <w:r>
+              <w:t>batch_ref</w:t>
+            </w:r>
+            <w:proofErr w:type="spellEnd"/>
+            <w:r>
+              <w:t xml:space="preserve"> → Producer</w:t>
             </w:r>
           </w:p>
         </w:tc>
@@ -2975,7 +3325,13 @@
           </w:tcPr>
           <w:p>
             <w:r>
-              <w:t>Used to deduct stock levels and generate picking lists for producers</w:t>
+              <w:t xml:space="preserve">Used to </w:t>
+            </w:r>
+            <w:r>
+              <w:t>reduce</w:t>
+            </w:r>
+            <w:r>
+              <w:t xml:space="preserve"> stock levels and generate picking lists for producers</w:t>
             </w:r>
           </w:p>
         </w:tc>
@@ -2990,16 +3346,38 @@
         <w:t>ERD Summary:</w:t>
       </w:r>
       <w:r>
-        <w:t xml:space="preserve"> One Customer places many Orders (1:M). One Order contains many OrderItems (1:M). Each OrderItem links to one Product (M:1). Each Product belongs to one Producer (M:1). This chain means that for any item in any order, the system can trace it back to the producer and batch it came from, and forward to the customer who received it — satisfying the one step back and one step forward traceability requirement of the Food Safety Act 1990 and Food Standards Act 1999.</w:t>
-      </w:r>
-    </w:p>
-    <w:p>
-      <w:r>
-        <w:pict w14:anchorId="4FB102E0">
-          <v:rect id="_x0000_i1058" style="width:0;height:1.5pt" o:hralign="center" o:hrstd="t" o:hr="t" fillcolor="#a0a0a0" stroked="f"/>
-        </w:pict>
-      </w:r>
-    </w:p>
+        <w:t xml:space="preserve"> One Customer places many Orders (1:M). One Order contains many </w:t>
+      </w:r>
+      <w:proofErr w:type="spellStart"/>
+      <w:r>
+        <w:t>OrderItems</w:t>
+      </w:r>
+      <w:proofErr w:type="spellEnd"/>
+      <w:r>
+        <w:t xml:space="preserve"> (1:M). Each </w:t>
+      </w:r>
+      <w:proofErr w:type="spellStart"/>
+      <w:r>
+        <w:t>OrderItem</w:t>
+      </w:r>
+      <w:proofErr w:type="spellEnd"/>
+      <w:r>
+        <w:t xml:space="preserve"> links to one Product (M:1). Each Product belongs to one Producer (M:1). This chain means that for any item in any order, the system can trace it back to the producer and batch it came from and forward to the customer who received it</w:t>
+      </w:r>
+      <w:r>
+        <w:t xml:space="preserve">, </w:t>
+      </w:r>
+      <w:r>
+        <w:t>satisfying the one step back and one step forward traceability requirement</w:t>
+      </w:r>
+      <w:r>
+        <w:t>s</w:t>
+      </w:r>
+      <w:r>
+        <w:t xml:space="preserve"> of the Food Safety Act 1990 and Food Standards Act 1999.</w:t>
+      </w:r>
+    </w:p>
+    <w:p/>
     <w:p>
       <w:pPr>
         <w:rPr>
@@ -3007,22 +3385,6 @@
           <w:bCs/>
         </w:rPr>
       </w:pPr>
-      <w:r>
-        <w:rPr>
-          <w:b/>
-          <w:bCs/>
-        </w:rPr>
-        <w:t>3. Algorithm Designs</w:t>
-      </w:r>
-    </w:p>
-    <w:p>
-      <w:r>
-        <w:t xml:space="preserve">This section explains the logic behind five of the most complex problems in the Local Produce Hub. I've written each one in pseudocode — a style that looks like plain English rather than actual code — so that GLH's managers can follow what the system is doing </w:t>
-      </w:r>
-      <w:r>
-        <w:lastRenderedPageBreak/>
-        <w:t>without needing a technical background. For three of the algorithms I've also produced a flowchart that maps the logic visually, using diamonds for decisions, rectangles for processes and ovals for start and end points, which I think makes it especially clear for non-technical stakeholders like GLH's cooperative members.</w:t>
-      </w:r>
     </w:p>
     <w:p>
       <w:pPr>
@@ -3031,149 +3393,6 @@
           <w:bCs/>
         </w:rPr>
       </w:pPr>
-      <w:r>
-        <w:rPr>
-          <w:b/>
-          <w:bCs/>
-        </w:rPr>
-        <w:t>3.1 Algorithm 1 – Stock Update with Low-Stock Alert</w:t>
-      </w:r>
-    </w:p>
-    <w:p>
-      <w:r>
-        <w:t>This algorithm sits at the heart of the producer dashboard. The research showed that producers need to be able to update stock easily and that GLH staff need to manage stock capacity — so I designed this algorithm to handle both at once. The tricky part is making sure a producer can only edit their own products. On top of that, the system automatically alerts GLH staff when a product drops to five units or fewer, so they can follow up with the producer before customers start seeing out-of-stock messages everywhere.</w:t>
-      </w:r>
-    </w:p>
-    <w:p>
-      <w:r>
-        <w:t>text</w:t>
-      </w:r>
-    </w:p>
-    <w:p>
-      <w:r>
-        <w:t>FUNCTION UpdateStock(product_id, new_stock, requesting_producer_id)</w:t>
-      </w:r>
-    </w:p>
-    <w:p/>
-    <w:p>
-      <w:r>
-        <w:t xml:space="preserve">  1. Load the product record from the database using product_id</w:t>
-      </w:r>
-    </w:p>
-    <w:p/>
-    <w:p>
-      <w:r>
-        <w:t xml:space="preserve">  2. Check ownership:</w:t>
-      </w:r>
-    </w:p>
-    <w:p>
-      <w:r>
-        <w:t xml:space="preserve">     IF product.producer_id DOES NOT MATCH requesting_producer_id THEN</w:t>
-      </w:r>
-    </w:p>
-    <w:p>
-      <w:r>
-        <w:t xml:space="preserve">       Record the attempted breach in the security log</w:t>
-      </w:r>
-    </w:p>
-    <w:p>
-      <w:r>
-        <w:t xml:space="preserve">       RETURN "You can only edit your own products."</w:t>
-      </w:r>
-    </w:p>
-    <w:p>
-      <w:r>
-        <w:t xml:space="preserve">     END IF</w:t>
-      </w:r>
-    </w:p>
-    <w:p/>
-    <w:p>
-      <w:r>
-        <w:t xml:space="preserve">  3. Check the new stock value is valid:</w:t>
-      </w:r>
-    </w:p>
-    <w:p>
-      <w:r>
-        <w:t xml:space="preserve">     IF new_stock IS LESS THAN 0 THEN</w:t>
-      </w:r>
-    </w:p>
-    <w:p>
-      <w:r>
-        <w:t xml:space="preserve">       RETURN "Stock cannot be a negative number."</w:t>
-      </w:r>
-    </w:p>
-    <w:p>
-      <w:r>
-        <w:t xml:space="preserve">     END IF</w:t>
-      </w:r>
-    </w:p>
-    <w:p/>
-    <w:p>
-      <w:r>
-        <w:t xml:space="preserve">  4. Save the updated stock:</w:t>
-      </w:r>
-    </w:p>
-    <w:p>
-      <w:r>
-        <w:t xml:space="preserve">     SET product.stock = new_stock</w:t>
-      </w:r>
-    </w:p>
-    <w:p>
-      <w:r>
-        <w:t xml:space="preserve">     SAVE the change to the database</w:t>
-      </w:r>
-    </w:p>
-    <w:p/>
-    <w:p>
-      <w:r>
-        <w:t xml:space="preserve">  5. Check whether a low-stock alert is needed:</w:t>
-      </w:r>
-    </w:p>
-    <w:p>
-      <w:r>
-        <w:t xml:space="preserve">     IF new_stock IS 5 OR FEWER THEN</w:t>
-      </w:r>
-    </w:p>
-    <w:p>
-      <w:r>
-        <w:t xml:space="preserve">       SEND an email to GLH staff:</w:t>
-      </w:r>
-    </w:p>
-    <w:p>
-      <w:r>
-        <w:t xml:space="preserve">       "Low stock alert: " + product.name</w:t>
-      </w:r>
-    </w:p>
-    <w:p>
-      <w:r>
-        <w:t xml:space="preserve">       + " only has " + new_stock + " units remaining."</w:t>
-      </w:r>
-    </w:p>
-    <w:p>
-      <w:r>
-        <w:t xml:space="preserve">     END IF</w:t>
-      </w:r>
-    </w:p>
-    <w:p/>
-    <w:p>
-      <w:r>
-        <w:t xml:space="preserve">  6. RETURN "Stock successfully updated to " + new_stock</w:t>
-      </w:r>
-    </w:p>
-    <w:p/>
-    <w:p>
-      <w:r>
-        <w:t>END FUNCTION</w:t>
-      </w:r>
-    </w:p>
-    <w:p>
-      <w:r>
-        <w:rPr>
-          <w:b/>
-          <w:bCs/>
-        </w:rPr>
-        <w:t>Flowchart 1 – Stock Update &amp; Low-Stock Alert:</w:t>
-      </w:r>
     </w:p>
     <w:p>
       <w:pPr>
@@ -3182,119 +3401,6 @@
           <w:bCs/>
         </w:rPr>
       </w:pPr>
-      <w:r>
-        <w:rPr>
-          <w:b/>
-          <w:bCs/>
-        </w:rPr>
-        <w:t>3.2 Algorithm 2 – Order Splitting and Producer Notification</w:t>
-      </w:r>
-    </w:p>
-    <w:p>
-      <w:r>
-        <w:t>This algorithm solves one of the most important challenges identified in Section 4 of the proposal — the fact that a customer's order might contain items from several different producers. We can't send the whole order to every producer; Producer A should only see their own lines, not what Producer B is selling. This algorithm loops through every item in the order, groups them by producer and sends each producer a tailored notification with only their relevant lines and the slot time.</w:t>
-      </w:r>
-    </w:p>
-    <w:p>
-      <w:r>
-        <w:t>text</w:t>
-      </w:r>
-    </w:p>
-    <w:p>
-      <w:r>
-        <w:t>FUNCTION SplitAndNotifyOrder(order_id)</w:t>
-      </w:r>
-    </w:p>
-    <w:p/>
-    <w:p>
-      <w:r>
-        <w:t xml:space="preserve">  1. Load all the items in this order from the database</w:t>
-      </w:r>
-    </w:p>
-    <w:p/>
-    <w:p>
-      <w:r>
-        <w:t xml:space="preserve">  2. Create an empty grouping: producer_groups = {}</w:t>
-      </w:r>
-    </w:p>
-    <w:p/>
-    <w:p>
-      <w:r>
-        <w:t xml:space="preserve">  3. Loop through each item one by one:</w:t>
-      </w:r>
-    </w:p>
-    <w:p>
-      <w:r>
-        <w:t xml:space="preserve">       Find out which producer this item belongs to</w:t>
-      </w:r>
-    </w:p>
-    <w:p>
-      <w:r>
-        <w:t xml:space="preserve">       If that producer doesn't have a group yet, create one</w:t>
-      </w:r>
-    </w:p>
-    <w:p>
-      <w:r>
-        <w:lastRenderedPageBreak/>
-        <w:t xml:space="preserve">       Add this item to that producer's group</w:t>
-      </w:r>
-    </w:p>
-    <w:p>
-      <w:r>
-        <w:t xml:space="preserve">     End of loop</w:t>
-      </w:r>
-    </w:p>
-    <w:p/>
-    <w:p>
-      <w:r>
-        <w:t xml:space="preserve">  4. Notify each producer:</w:t>
-      </w:r>
-    </w:p>
-    <w:p>
-      <w:r>
-        <w:t xml:space="preserve">       For each producer in producer_groups:</w:t>
-      </w:r>
-    </w:p>
-    <w:p>
-      <w:r>
-        <w:t xml:space="preserve">         Send a message listing only their items</w:t>
-      </w:r>
-    </w:p>
-    <w:p>
-      <w:r>
-        <w:t xml:space="preserve">         Include the customer's chosen collection or delivery slot</w:t>
-      </w:r>
-    </w:p>
-    <w:p>
-      <w:r>
-        <w:t xml:space="preserve">     End of loop</w:t>
-      </w:r>
-    </w:p>
-    <w:p/>
-    <w:p>
-      <w:r>
-        <w:t xml:space="preserve">  5. Return the full producer_groups map</w:t>
-      </w:r>
-    </w:p>
-    <w:p>
-      <w:r>
-        <w:t xml:space="preserve">     (GLH staff see everything; each producer only sees their own lines)</w:t>
-      </w:r>
-    </w:p>
-    <w:p/>
-    <w:p>
-      <w:r>
-        <w:t>END FUNCTION</w:t>
-      </w:r>
-    </w:p>
-    <w:p>
-      <w:r>
-        <w:rPr>
-          <w:b/>
-          <w:bCs/>
-        </w:rPr>
-        <w:t>Flowchart 2 – Order Splitting Across Producers:</w:t>
-      </w:r>
     </w:p>
     <w:p>
       <w:pPr>
@@ -3308,131 +3414,21 @@
           <w:b/>
           <w:bCs/>
         </w:rPr>
-        <w:t>3.3 Algorithm 3 – Loyalty Points and Discount Calculation</w:t>
-      </w:r>
-    </w:p>
-    <w:p>
-      <w:r>
-        <w:t>Getting the loyalty calculation right was really important because if customers feel their points are being miscalculated it quickly damages trust — and repeat purchase rate is one of GLH's core KPIs. The logic is that customers earn five points per pound spent and every hundred points is worth one pound off a future order. I also included an audit log so there's a permanent record of every time points are awarded or redeemed. This means GLH staff can investigate any dispute and the system remains accurate and accountable.</w:t>
-      </w:r>
-    </w:p>
-    <w:p>
-      <w:r>
-        <w:t>text</w:t>
-      </w:r>
-    </w:p>
-    <w:p>
-      <w:r>
-        <w:t>FUNCTION ApplyLoyalty(customer_id, order_subtotal)</w:t>
-      </w:r>
-    </w:p>
-    <w:p/>
-    <w:p>
-      <w:r>
-        <w:t xml:space="preserve">  1. Load the customer's account from the database</w:t>
-      </w:r>
-    </w:p>
-    <w:p/>
-    <w:p>
-      <w:r>
-        <w:t xml:space="preserve">  2. Calculate the discount the customer is entitled to:</w:t>
-      </w:r>
-    </w:p>
-    <w:p>
-      <w:r>
-        <w:t xml:space="preserve">     SET discount = customer.loyalty_points divided by 100</w:t>
-      </w:r>
-    </w:p>
-    <w:p>
-      <w:r>
-        <w:t xml:space="preserve">     // 200 points = £2.00 discount</w:t>
-      </w:r>
-    </w:p>
-    <w:p>
-      <w:r>
         <w:lastRenderedPageBreak/>
-        <w:t xml:space="preserve">     IF the discount is more than the order total THEN</w:t>
-      </w:r>
-    </w:p>
-    <w:p>
-      <w:r>
-        <w:t xml:space="preserve">       Cap the discount at the order total</w:t>
-      </w:r>
-    </w:p>
-    <w:p>
-      <w:r>
-        <w:t xml:space="preserve">       // You cannot discount more than the order is worth</w:t>
-      </w:r>
-    </w:p>
-    <w:p>
-      <w:r>
-        <w:t xml:space="preserve">     END IF</w:t>
-      </w:r>
-    </w:p>
-    <w:p/>
-    <w:p>
-      <w:r>
-        <w:t xml:space="preserve">  3. Calculate the new points being earned on this order:</w:t>
-      </w:r>
-    </w:p>
-    <w:p>
-      <w:r>
-        <w:t xml:space="preserve">     SET points_earned = order_subtotal multiplied by 5, rounded down</w:t>
-      </w:r>
-    </w:p>
-    <w:p>
-      <w:r>
-        <w:t xml:space="preserve">     // A £12.00 order earns 60 points</w:t>
-      </w:r>
-    </w:p>
-    <w:p/>
-    <w:p>
-      <w:r>
-        <w:t xml:space="preserve">  4. Update the customer's points balance:</w:t>
-      </w:r>
-    </w:p>
-    <w:p>
-      <w:r>
-        <w:t xml:space="preserve">     Subtract the redeemed points, add the newly earned points</w:t>
-      </w:r>
-    </w:p>
-    <w:p>
-      <w:r>
-        <w:t xml:space="preserve">     Save the updated balance to the database</w:t>
-      </w:r>
-    </w:p>
-    <w:p/>
-    <w:p>
-      <w:r>
-        <w:t xml:space="preserve">  5. Create an audit log entry recording:</w:t>
-      </w:r>
-    </w:p>
-    <w:p>
-      <w:r>
-        <w:t xml:space="preserve">     Customer ID, order ID, points redeemed, points earned and timestamp</w:t>
-      </w:r>
-    </w:p>
-    <w:p/>
-    <w:p>
-      <w:r>
-        <w:t xml:space="preserve">  6. Calculate the final order total:</w:t>
-      </w:r>
-    </w:p>
-    <w:p>
-      <w:r>
-        <w:t xml:space="preserve">     SET new_total = order_subtotal minus discount</w:t>
-      </w:r>
-    </w:p>
-    <w:p/>
-    <w:p>
-      <w:r>
-        <w:t xml:space="preserve">  7. RETURN the new total, the discount applied and the points earned</w:t>
-      </w:r>
-    </w:p>
-    <w:p/>
-    <w:p>
-      <w:r>
-        <w:t>END FUNCTION</w:t>
+        <w:t>3. Algorithm Designs</w:t>
+      </w:r>
+    </w:p>
+    <w:p>
+      <w:r>
+        <w:t xml:space="preserve">This section explains the logic behind five of the most complex problems in the Local Produce Hub. I've written each one in pseudocode — a style that looks like plain English rather than actual code — so that GLH's managers can follow what the system is doing without needing a technical background. For three of the </w:t>
+      </w:r>
+      <w:proofErr w:type="gramStart"/>
+      <w:r>
+        <w:t>algorithms</w:t>
+      </w:r>
+      <w:proofErr w:type="gramEnd"/>
+      <w:r>
+        <w:t xml:space="preserve"> I've also produced a flowchart that maps the logic visually, using diamonds for decisions, rectangles for processes and ovals for start and end points, which I think makes it especially clear for non-technical stakeholders like GLH's cooperative members.</w:t>
       </w:r>
     </w:p>
     <w:p>
@@ -3447,12 +3443,12 @@
           <w:b/>
           <w:bCs/>
         </w:rPr>
-        <w:t>3.4 Algorithm 4 – Slot Booking with Capacity Control</w:t>
-      </w:r>
-    </w:p>
-    <w:p>
-      <w:r>
-        <w:t>This algorithm directly addresses the delivery and collection scheduling challenge from Section 4 of the proposal. If two customers try to book the last slot at the same time and both succeed, it causes a real operational problem for GLH. By checking the current booking count before confirming, the system prevents that from happening. If a slot is full, the customer gets a clear message and can choose a different time.</w:t>
+        <w:t>3.1 Algorithm 1 – Stock Update with Low-Stock Alert</w:t>
+      </w:r>
+    </w:p>
+    <w:p>
+      <w:r>
+        <w:t>This algorithm sits at the heart of the producer dashboard. The research showed that producers need to be able to update stock easily and that GLH staff need to manage stock capacity — so I designed this algorithm to handle both at once. The tricky part is making sure a producer can only edit their own products. On top of that, the system automatically alerts GLH staff when a product drops to five units or fewer, so they can follow up with the producer before customers start seeing out-of-stock messages everywhere.</w:t>
       </w:r>
     </w:p>
     <w:p>
@@ -3462,89 +3458,219 @@
     </w:p>
     <w:p>
       <w:r>
+        <w:t xml:space="preserve">FUNCTION </w:t>
+      </w:r>
+      <w:proofErr w:type="spellStart"/>
+      <w:proofErr w:type="gramStart"/>
+      <w:r>
+        <w:t>UpdateStock</w:t>
+      </w:r>
+      <w:proofErr w:type="spellEnd"/>
+      <w:r>
+        <w:t>(</w:t>
+      </w:r>
+      <w:proofErr w:type="spellStart"/>
+      <w:proofErr w:type="gramEnd"/>
+      <w:r>
+        <w:t>product_id</w:t>
+      </w:r>
+      <w:proofErr w:type="spellEnd"/>
+      <w:r>
+        <w:t xml:space="preserve">, </w:t>
+      </w:r>
+      <w:proofErr w:type="spellStart"/>
+      <w:r>
+        <w:t>new_stock</w:t>
+      </w:r>
+      <w:proofErr w:type="spellEnd"/>
+      <w:r>
+        <w:t xml:space="preserve">, </w:t>
+      </w:r>
+      <w:proofErr w:type="spellStart"/>
+      <w:r>
+        <w:t>requesting_producer_id</w:t>
+      </w:r>
+      <w:proofErr w:type="spellEnd"/>
+      <w:r>
+        <w:t>)</w:t>
+      </w:r>
+    </w:p>
+    <w:p/>
+    <w:p>
+      <w:r>
+        <w:t xml:space="preserve">  1. Load the product record from the database using </w:t>
+      </w:r>
+      <w:proofErr w:type="spellStart"/>
+      <w:r>
+        <w:t>product_id</w:t>
+      </w:r>
+      <w:proofErr w:type="spellEnd"/>
+    </w:p>
+    <w:p/>
+    <w:p>
+      <w:r>
+        <w:t xml:space="preserve">  2. Check ownership:</w:t>
+      </w:r>
+    </w:p>
+    <w:p>
+      <w:r>
+        <w:t xml:space="preserve">     IF </w:t>
+      </w:r>
+      <w:proofErr w:type="spellStart"/>
+      <w:proofErr w:type="gramStart"/>
+      <w:r>
+        <w:t>product.producer</w:t>
+      </w:r>
+      <w:proofErr w:type="gramEnd"/>
+      <w:r>
+        <w:t>_id</w:t>
+      </w:r>
+      <w:proofErr w:type="spellEnd"/>
+      <w:r>
+        <w:t xml:space="preserve"> DOES NOT MATCH </w:t>
+      </w:r>
+      <w:proofErr w:type="spellStart"/>
+      <w:r>
+        <w:t>requesting_producer_id</w:t>
+      </w:r>
+      <w:proofErr w:type="spellEnd"/>
+      <w:r>
+        <w:t xml:space="preserve"> THEN</w:t>
+      </w:r>
+    </w:p>
+    <w:p>
+      <w:r>
+        <w:t xml:space="preserve">       Record the attempted breach in the security log</w:t>
+      </w:r>
+    </w:p>
+    <w:p>
+      <w:r>
+        <w:t xml:space="preserve">       RETURN "You can only edit your own products."</w:t>
+      </w:r>
+    </w:p>
+    <w:p>
+      <w:r>
+        <w:t xml:space="preserve">     END IF</w:t>
+      </w:r>
+    </w:p>
+    <w:p/>
+    <w:p>
+      <w:r>
+        <w:t xml:space="preserve">  3. Check the new stock value is valid:</w:t>
+      </w:r>
+    </w:p>
+    <w:p>
+      <w:r>
+        <w:t xml:space="preserve">     IF </w:t>
+      </w:r>
+      <w:proofErr w:type="spellStart"/>
+      <w:r>
+        <w:t>new_stock</w:t>
+      </w:r>
+      <w:proofErr w:type="spellEnd"/>
+      <w:r>
+        <w:t xml:space="preserve"> IS LESS THAN 0 THEN</w:t>
+      </w:r>
+    </w:p>
+    <w:p>
+      <w:r>
+        <w:t xml:space="preserve">       RETURN "Stock cannot be a negative number."</w:t>
+      </w:r>
+    </w:p>
+    <w:p>
+      <w:r>
+        <w:t xml:space="preserve">     END IF</w:t>
+      </w:r>
+    </w:p>
+    <w:p/>
+    <w:p>
+      <w:r>
         <w:lastRenderedPageBreak/>
-        <w:t>FUNCTION BookSlot(customer_id, requested_slot_time, slot_capacity = 20)</w:t>
+        <w:t xml:space="preserve">  4. Save the updated stock:</w:t>
+      </w:r>
+    </w:p>
+    <w:p>
+      <w:r>
+        <w:t xml:space="preserve">     SET </w:t>
+      </w:r>
+      <w:proofErr w:type="spellStart"/>
+      <w:proofErr w:type="gramStart"/>
+      <w:r>
+        <w:t>product.stock</w:t>
+      </w:r>
+      <w:proofErr w:type="spellEnd"/>
+      <w:proofErr w:type="gramEnd"/>
+      <w:r>
+        <w:t xml:space="preserve"> = </w:t>
+      </w:r>
+      <w:proofErr w:type="spellStart"/>
+      <w:r>
+        <w:t>new_stock</w:t>
+      </w:r>
+      <w:proofErr w:type="spellEnd"/>
+    </w:p>
+    <w:p>
+      <w:r>
+        <w:t xml:space="preserve">     SAVE the change to the database</w:t>
       </w:r>
     </w:p>
     <w:p/>
     <w:p>
       <w:r>
-        <w:t xml:space="preserve">  1. Count how many confirmed bookings already exist for this slot:</w:t>
-      </w:r>
-    </w:p>
-    <w:p>
-      <w:r>
-        <w:t xml:space="preserve">     SET current_bookings = number of orders with this slot_time</w:t>
-      </w:r>
-    </w:p>
-    <w:p>
-      <w:r>
-        <w:t xml:space="preserve">                            that are not cancelled</w:t>
+        <w:t xml:space="preserve">  5. Check whether a low-stock alert is needed:</w:t>
+      </w:r>
+    </w:p>
+    <w:p>
+      <w:r>
+        <w:t xml:space="preserve">     IF </w:t>
+      </w:r>
+      <w:proofErr w:type="spellStart"/>
+      <w:r>
+        <w:t>new_stock</w:t>
+      </w:r>
+      <w:proofErr w:type="spellEnd"/>
+      <w:r>
+        <w:t xml:space="preserve"> IS 5 OR FEWER THEN</w:t>
+      </w:r>
+    </w:p>
+    <w:p>
+      <w:r>
+        <w:t xml:space="preserve">       SEND an email to GLH staff:</w:t>
+      </w:r>
+    </w:p>
+    <w:p>
+      <w:r>
+        <w:t xml:space="preserve">       "Low stock alert: " + product.name</w:t>
+      </w:r>
+    </w:p>
+    <w:p>
+      <w:r>
+        <w:t xml:space="preserve">       + " only has " + </w:t>
+      </w:r>
+      <w:proofErr w:type="spellStart"/>
+      <w:r>
+        <w:t>new_stock</w:t>
+      </w:r>
+      <w:proofErr w:type="spellEnd"/>
+      <w:r>
+        <w:t xml:space="preserve"> + " units remaining."</w:t>
+      </w:r>
+    </w:p>
+    <w:p>
+      <w:r>
+        <w:t xml:space="preserve">     END IF</w:t>
       </w:r>
     </w:p>
     <w:p/>
     <w:p>
       <w:r>
-        <w:t xml:space="preserve">  2. Is the slot already at capacity?</w:t>
-      </w:r>
-    </w:p>
-    <w:p>
-      <w:r>
-        <w:t xml:space="preserve">     IF current_bookings IS 20 OR MORE THEN</w:t>
-      </w:r>
-    </w:p>
-    <w:p>
-      <w:r>
-        <w:t xml:space="preserve">       RETURN "This slot is fully booked — please choose a different time."</w:t>
-      </w:r>
-    </w:p>
-    <w:p>
-      <w:r>
-        <w:t xml:space="preserve">     END IF</w:t>
-      </w:r>
-    </w:p>
-    <w:p/>
-    <w:p>
-      <w:r>
-        <w:t xml:space="preserve">  3. Reserve the slot:</w:t>
-      </w:r>
-    </w:p>
-    <w:p>
-      <w:r>
-        <w:t xml:space="preserve">     Set the order's slot_time to the requested time</w:t>
-      </w:r>
-    </w:p>
-    <w:p>
-      <w:r>
-        <w:t xml:space="preserve">     Set the order status to "Pending"</w:t>
-      </w:r>
-    </w:p>
-    <w:p>
-      <w:r>
-        <w:t xml:space="preserve">     Save the order to the database</w:t>
-      </w:r>
-    </w:p>
-    <w:p/>
-    <w:p>
-      <w:r>
-        <w:t xml:space="preserve">  4. Confirm the booking:</w:t>
-      </w:r>
-    </w:p>
-    <w:p>
-      <w:r>
-        <w:t xml:space="preserve">     Send a confirmation email to the customer</w:t>
-      </w:r>
-    </w:p>
-    <w:p>
-      <w:r>
-        <w:t xml:space="preserve">     including their chosen date and time</w:t>
-      </w:r>
-    </w:p>
-    <w:p/>
-    <w:p>
-      <w:r>
-        <w:t xml:space="preserve">  5. RETURN "Slot booked successfully for " + requested_slot_time</w:t>
-      </w:r>
+        <w:t xml:space="preserve">  6. RETURN "Stock successfully updated to " + </w:t>
+      </w:r>
+      <w:proofErr w:type="spellStart"/>
+      <w:r>
+        <w:t>new_stock</w:t>
+      </w:r>
+      <w:proofErr w:type="spellEnd"/>
     </w:p>
     <w:p/>
     <w:p>
@@ -3558,7 +3684,7 @@
           <w:b/>
           <w:bCs/>
         </w:rPr>
-        <w:t>Flowchart 3 – Slot Booking with Capacity Check:</w:t>
+        <w:t>Flowchart 1 – Stock Update &amp; Low-Stock Alert:</w:t>
       </w:r>
     </w:p>
     <w:p>
@@ -3573,97 +3699,153 @@
           <w:b/>
           <w:bCs/>
         </w:rPr>
-        <w:t>3.5 Algorithm 5 – Food Traceability Query</w:t>
-      </w:r>
-    </w:p>
-    <w:p>
-      <w:r>
-        <w:t xml:space="preserve">This algorithm exists entirely for compliance reasons. The Food Safety Act 1990 and Food Standards Act 1999 require that food items can be traced one step back and one step forward through the supply chain. If a food safety issue is identified with a specific batch, GLH needs to quickly find out which customers received items from that batch. </w:t>
-      </w:r>
+        <w:t>3.2 Algorithm 2 – Order Splitting and Producer Notification</w:t>
+      </w:r>
+    </w:p>
+    <w:p>
+      <w:r>
+        <w:t>This algorithm solves one of the most important challenges identified in Section 4 of the proposal — the fact that a customer's order might contain items from several different producers. We can't send the whole order to every producer; Producer A should only see their own lines, not what Producer B is selling. This algorithm loops through every item in the order, groups them by producer and sends each producer a tailored notification with only their relevant lines and the slot time.</w:t>
+      </w:r>
+    </w:p>
+    <w:p>
+      <w:r>
+        <w:t>text</w:t>
+      </w:r>
+    </w:p>
+    <w:p>
+      <w:r>
+        <w:t xml:space="preserve">FUNCTION </w:t>
+      </w:r>
+      <w:proofErr w:type="spellStart"/>
+      <w:r>
+        <w:t>SplitAndNotifyOrder</w:t>
+      </w:r>
+      <w:proofErr w:type="spellEnd"/>
+      <w:r>
+        <w:t>(</w:t>
+      </w:r>
+      <w:proofErr w:type="spellStart"/>
+      <w:r>
+        <w:t>order_id</w:t>
+      </w:r>
+      <w:proofErr w:type="spellEnd"/>
+      <w:r>
+        <w:t>)</w:t>
+      </w:r>
+    </w:p>
+    <w:p/>
+    <w:p>
+      <w:r>
+        <w:t xml:space="preserve">  1. Load all the items in this order from the database</w:t>
+      </w:r>
+    </w:p>
+    <w:p/>
+    <w:p>
+      <w:r>
+        <w:t xml:space="preserve">  2. Create an empty grouping: </w:t>
+      </w:r>
+      <w:proofErr w:type="spellStart"/>
+      <w:r>
+        <w:t>producer_groups</w:t>
+      </w:r>
+      <w:proofErr w:type="spellEnd"/>
+      <w:r>
+        <w:t xml:space="preserve"> = {}</w:t>
+      </w:r>
+    </w:p>
+    <w:p/>
+    <w:p>
       <w:r>
         <w:lastRenderedPageBreak/>
-        <w:t>This query joins all five tables to build that complete chain — back to the producer and forward to the customers.</w:t>
-      </w:r>
-    </w:p>
-    <w:p>
-      <w:r>
-        <w:t>text</w:t>
-      </w:r>
-    </w:p>
-    <w:p>
-      <w:r>
-        <w:t>FUNCTION TraceByBatch(batch_ref)</w:t>
+        <w:t xml:space="preserve">  3. Loop through each item one by one:</w:t>
+      </w:r>
+    </w:p>
+    <w:p>
+      <w:r>
+        <w:t xml:space="preserve">       Find out which producer this item belongs to</w:t>
+      </w:r>
+    </w:p>
+    <w:p>
+      <w:r>
+        <w:t xml:space="preserve">       If that producer doesn't have a group yet, create one</w:t>
+      </w:r>
+    </w:p>
+    <w:p>
+      <w:r>
+        <w:t xml:space="preserve">       Add this item to that producer's group</w:t>
+      </w:r>
+    </w:p>
+    <w:p>
+      <w:r>
+        <w:t xml:space="preserve">     End of loop</w:t>
       </w:r>
     </w:p>
     <w:p/>
     <w:p>
       <w:r>
-        <w:t xml:space="preserve">  1. Search across all relevant tables:</w:t>
-      </w:r>
-    </w:p>
-    <w:p>
-      <w:r>
-        <w:t xml:space="preserve">     Find all Orders containing an OrderItem</w:t>
-      </w:r>
-    </w:p>
-    <w:p>
-      <w:r>
-        <w:t xml:space="preserve">     where that OrderItem's Product matches the given batch_ref</w:t>
-      </w:r>
-    </w:p>
-    <w:p>
-      <w:r>
-        <w:t xml:space="preserve">     Also retrieve the Producer, Product and Customer details for each result</w:t>
+        <w:t xml:space="preserve">  4. Notify each producer:</w:t>
+      </w:r>
+    </w:p>
+    <w:p>
+      <w:r>
+        <w:t xml:space="preserve">       For each producer in </w:t>
+      </w:r>
+      <w:proofErr w:type="spellStart"/>
+      <w:r>
+        <w:t>producer_groups</w:t>
+      </w:r>
+      <w:proofErr w:type="spellEnd"/>
+      <w:r>
+        <w:t>:</w:t>
+      </w:r>
+    </w:p>
+    <w:p>
+      <w:r>
+        <w:t xml:space="preserve">         Send a message listing only their items</w:t>
+      </w:r>
+    </w:p>
+    <w:p>
+      <w:r>
+        <w:t xml:space="preserve">         Include the customer's chosen collection or delivery slot</w:t>
+      </w:r>
+    </w:p>
+    <w:p>
+      <w:r>
+        <w:t xml:space="preserve">     End of loop</w:t>
       </w:r>
     </w:p>
     <w:p/>
     <w:p>
       <w:r>
-        <w:t xml:space="preserve">  2. If no results are found:</w:t>
-      </w:r>
-    </w:p>
-    <w:p>
-      <w:r>
-        <w:t xml:space="preserve">     RETURN "No orders found containing batch: " + batch_ref</w:t>
+        <w:t xml:space="preserve">  5. Return the full </w:t>
+      </w:r>
+      <w:proofErr w:type="spellStart"/>
+      <w:r>
+        <w:t>producer_groups</w:t>
+      </w:r>
+      <w:proofErr w:type="spellEnd"/>
+      <w:r>
+        <w:t xml:space="preserve"> map</w:t>
+      </w:r>
+    </w:p>
+    <w:p>
+      <w:r>
+        <w:t xml:space="preserve">     (GLH staff see everything; each producer only sees their own lines)</w:t>
       </w:r>
     </w:p>
     <w:p/>
     <w:p>
       <w:r>
-        <w:t xml:space="preserve">  3. Return the full traceability chain:</w:t>
-      </w:r>
-    </w:p>
-    <w:p>
-      <w:r>
-        <w:t xml:space="preserve">     - One step BACK: Producer name, contact details, batch reference</w:t>
-      </w:r>
-    </w:p>
-    <w:p>
-      <w:r>
-        <w:t xml:space="preserve">       (where the food came from)</w:t>
-      </w:r>
-    </w:p>
-    <w:p>
-      <w:r>
-        <w:t xml:space="preserve">     - One step FORWARD: Order IDs, customer details, order dates</w:t>
-      </w:r>
-    </w:p>
-    <w:p>
-      <w:r>
-        <w:t xml:space="preserve">       (who received the food and when)</w:t>
-      </w:r>
-    </w:p>
-    <w:p/>
-    <w:p>
-      <w:r>
         <w:t>END FUNCTION</w:t>
       </w:r>
     </w:p>
     <w:p>
       <w:r>
-        <w:pict w14:anchorId="54C826A3">
-          <v:rect id="_x0000_i1059" style="width:0;height:1.5pt" o:hralign="center" o:hrstd="t" o:hr="t" fillcolor="#a0a0a0" stroked="f"/>
-        </w:pict>
+        <w:rPr>
+          <w:b/>
+          <w:bCs/>
+        </w:rPr>
+        <w:t>Flowchart 2 – Order Splitting Across Producers:</w:t>
       </w:r>
     </w:p>
     <w:p>
@@ -3678,12 +3860,231 @@
           <w:b/>
           <w:bCs/>
         </w:rPr>
-        <w:t>4. Test Strategy</w:t>
-      </w:r>
-    </w:p>
-    <w:p>
-      <w:r>
-        <w:t>Before the Local Produce Hub goes live, I need to be confident it works correctly for every type of user — customers, producers and GLH staff. My testing strategy follows a bottom-up approach, starting with the smallest individual pieces of logic and building up to testing the full platform end-to-end. This order makes sense because if something goes wrong during system testing, I can already be confident the individual components are working correctly, which makes it much easier to find and fix the cause of any issue. The strategy is designed to verify all non-functional requirements — security, performance, availability and accessibility — as well as every User Acceptance Criterion from Section 5 of the proposal.</w:t>
+        <w:t>3.3 Algorithm 3 – Loyalty Points and Discount Calculation</w:t>
+      </w:r>
+    </w:p>
+    <w:p>
+      <w:r>
+        <w:t xml:space="preserve">Getting the loyalty calculation right was </w:t>
+      </w:r>
+      <w:proofErr w:type="gramStart"/>
+      <w:r>
+        <w:t>really important</w:t>
+      </w:r>
+      <w:proofErr w:type="gramEnd"/>
+      <w:r>
+        <w:t xml:space="preserve"> because if customers feel their points are being miscalculated it quickly damages trust — and repeat purchase rate is one of GLH's core KPIs. The logic is that customers earn five points per pound spent and every hundred points is worth one pound off a future order. I also included an audit log so there's a permanent record of every time points </w:t>
+      </w:r>
+      <w:proofErr w:type="gramStart"/>
+      <w:r>
+        <w:t>are</w:t>
+      </w:r>
+      <w:proofErr w:type="gramEnd"/>
+      <w:r>
+        <w:t xml:space="preserve"> awarded or redeemed. This means GLH staff can investigate any </w:t>
+      </w:r>
+      <w:proofErr w:type="gramStart"/>
+      <w:r>
+        <w:t>dispute</w:t>
+      </w:r>
+      <w:proofErr w:type="gramEnd"/>
+      <w:r>
+        <w:t xml:space="preserve"> and the system remains accurate and accountable.</w:t>
+      </w:r>
+    </w:p>
+    <w:p>
+      <w:r>
+        <w:t>text</w:t>
+      </w:r>
+    </w:p>
+    <w:p>
+      <w:r>
+        <w:t xml:space="preserve">FUNCTION </w:t>
+      </w:r>
+      <w:proofErr w:type="spellStart"/>
+      <w:proofErr w:type="gramStart"/>
+      <w:r>
+        <w:t>ApplyLoyalty</w:t>
+      </w:r>
+      <w:proofErr w:type="spellEnd"/>
+      <w:r>
+        <w:t>(</w:t>
+      </w:r>
+      <w:proofErr w:type="spellStart"/>
+      <w:proofErr w:type="gramEnd"/>
+      <w:r>
+        <w:t>customer_id</w:t>
+      </w:r>
+      <w:proofErr w:type="spellEnd"/>
+      <w:r>
+        <w:t xml:space="preserve">, </w:t>
+      </w:r>
+      <w:proofErr w:type="spellStart"/>
+      <w:r>
+        <w:t>order_subtotal</w:t>
+      </w:r>
+      <w:proofErr w:type="spellEnd"/>
+      <w:r>
+        <w:t>)</w:t>
+      </w:r>
+    </w:p>
+    <w:p/>
+    <w:p>
+      <w:r>
+        <w:t xml:space="preserve">  1. Load the customer's account from the database</w:t>
+      </w:r>
+    </w:p>
+    <w:p/>
+    <w:p>
+      <w:r>
+        <w:lastRenderedPageBreak/>
+        <w:t xml:space="preserve">  2. Calculate the discount the customer is entitled to:</w:t>
+      </w:r>
+    </w:p>
+    <w:p>
+      <w:r>
+        <w:t xml:space="preserve">     SET discount = </w:t>
+      </w:r>
+      <w:proofErr w:type="spellStart"/>
+      <w:proofErr w:type="gramStart"/>
+      <w:r>
+        <w:t>customer.loyalty</w:t>
+      </w:r>
+      <w:proofErr w:type="gramEnd"/>
+      <w:r>
+        <w:t>_points</w:t>
+      </w:r>
+      <w:proofErr w:type="spellEnd"/>
+      <w:r>
+        <w:t xml:space="preserve"> divided by 100</w:t>
+      </w:r>
+    </w:p>
+    <w:p>
+      <w:r>
+        <w:t xml:space="preserve">     // 200 points = £2.00 </w:t>
+      </w:r>
+      <w:proofErr w:type="gramStart"/>
+      <w:r>
+        <w:t>discount</w:t>
+      </w:r>
+      <w:proofErr w:type="gramEnd"/>
+    </w:p>
+    <w:p>
+      <w:r>
+        <w:t xml:space="preserve">     IF the discount is more than the order total THEN</w:t>
+      </w:r>
+    </w:p>
+    <w:p>
+      <w:r>
+        <w:t xml:space="preserve">       Cap the discount at the order total</w:t>
+      </w:r>
+    </w:p>
+    <w:p>
+      <w:r>
+        <w:t xml:space="preserve">       // You cannot discount more than the order is worth</w:t>
+      </w:r>
+    </w:p>
+    <w:p>
+      <w:r>
+        <w:t xml:space="preserve">     END IF</w:t>
+      </w:r>
+    </w:p>
+    <w:p/>
+    <w:p>
+      <w:r>
+        <w:t xml:space="preserve">  3. Calculate the new points being earned on this order:</w:t>
+      </w:r>
+    </w:p>
+    <w:p>
+      <w:r>
+        <w:t xml:space="preserve">     SET </w:t>
+      </w:r>
+      <w:proofErr w:type="spellStart"/>
+      <w:r>
+        <w:t>points_earned</w:t>
+      </w:r>
+      <w:proofErr w:type="spellEnd"/>
+      <w:r>
+        <w:t xml:space="preserve"> = </w:t>
+      </w:r>
+      <w:proofErr w:type="spellStart"/>
+      <w:r>
+        <w:t>order_subtotal</w:t>
+      </w:r>
+      <w:proofErr w:type="spellEnd"/>
+      <w:r>
+        <w:t xml:space="preserve"> multiplied by 5, rounded down</w:t>
+      </w:r>
+    </w:p>
+    <w:p>
+      <w:r>
+        <w:t xml:space="preserve">     // A £12.00 order earns 60 points</w:t>
+      </w:r>
+    </w:p>
+    <w:p/>
+    <w:p>
+      <w:r>
+        <w:t xml:space="preserve">  4. Update the customer's points balance:</w:t>
+      </w:r>
+    </w:p>
+    <w:p>
+      <w:r>
+        <w:t xml:space="preserve">     Subtract the redeemed points, add the newly earned points</w:t>
+      </w:r>
+    </w:p>
+    <w:p>
+      <w:r>
+        <w:t xml:space="preserve">     Save the updated balance to the database</w:t>
+      </w:r>
+    </w:p>
+    <w:p/>
+    <w:p>
+      <w:r>
+        <w:t xml:space="preserve">  5. Create an audit log entry recording:</w:t>
+      </w:r>
+    </w:p>
+    <w:p>
+      <w:r>
+        <w:t xml:space="preserve">     Customer ID, order ID, points redeemed, points earned and timestamp</w:t>
+      </w:r>
+    </w:p>
+    <w:p/>
+    <w:p>
+      <w:r>
+        <w:t xml:space="preserve">  6. Calculate the final order total:</w:t>
+      </w:r>
+    </w:p>
+    <w:p>
+      <w:r>
+        <w:t xml:space="preserve">     SET </w:t>
+      </w:r>
+      <w:proofErr w:type="spellStart"/>
+      <w:r>
+        <w:t>new_total</w:t>
+      </w:r>
+      <w:proofErr w:type="spellEnd"/>
+      <w:r>
+        <w:t xml:space="preserve"> = </w:t>
+      </w:r>
+      <w:proofErr w:type="spellStart"/>
+      <w:r>
+        <w:t>order_subtotal</w:t>
+      </w:r>
+      <w:proofErr w:type="spellEnd"/>
+      <w:r>
+        <w:t xml:space="preserve"> minus discount</w:t>
+      </w:r>
+    </w:p>
+    <w:p/>
+    <w:p>
+      <w:r>
+        <w:t xml:space="preserve">  7. RETURN the new total, the discount applied and the points earned</w:t>
+      </w:r>
+    </w:p>
+    <w:p/>
+    <w:p>
+      <w:r>
+        <w:t>END FUNCTION</w:t>
       </w:r>
     </w:p>
     <w:p>
@@ -3698,7 +4099,368 @@
           <w:b/>
           <w:bCs/>
         </w:rPr>
+        <w:t>3.4 Algorithm 4 – Slot Booking with Capacity Control</w:t>
+      </w:r>
+    </w:p>
+    <w:p>
+      <w:r>
+        <w:t xml:space="preserve">This algorithm directly addresses the delivery and collection scheduling challenge from Section 4 of the proposal. If two customers try to book the last slot at the same time and both succeed, it causes a real operational problem for GLH. By checking the current </w:t>
+      </w:r>
+      <w:r>
         <w:lastRenderedPageBreak/>
+        <w:t>booking count before confirming, the system prevents that from happening. If a slot is full, the customer gets a clear message and can choose a different time.</w:t>
+      </w:r>
+    </w:p>
+    <w:p>
+      <w:r>
+        <w:t>text</w:t>
+      </w:r>
+    </w:p>
+    <w:p>
+      <w:r>
+        <w:t xml:space="preserve">FUNCTION </w:t>
+      </w:r>
+      <w:proofErr w:type="spellStart"/>
+      <w:proofErr w:type="gramStart"/>
+      <w:r>
+        <w:t>BookSlot</w:t>
+      </w:r>
+      <w:proofErr w:type="spellEnd"/>
+      <w:r>
+        <w:t>(</w:t>
+      </w:r>
+      <w:proofErr w:type="spellStart"/>
+      <w:proofErr w:type="gramEnd"/>
+      <w:r>
+        <w:t>customer_id</w:t>
+      </w:r>
+      <w:proofErr w:type="spellEnd"/>
+      <w:r>
+        <w:t xml:space="preserve">, </w:t>
+      </w:r>
+      <w:proofErr w:type="spellStart"/>
+      <w:r>
+        <w:t>requested_slot_time</w:t>
+      </w:r>
+      <w:proofErr w:type="spellEnd"/>
+      <w:r>
+        <w:t xml:space="preserve">, </w:t>
+      </w:r>
+      <w:proofErr w:type="spellStart"/>
+      <w:r>
+        <w:t>slot_capacity</w:t>
+      </w:r>
+      <w:proofErr w:type="spellEnd"/>
+      <w:r>
+        <w:t xml:space="preserve"> = 20)</w:t>
+      </w:r>
+    </w:p>
+    <w:p/>
+    <w:p>
+      <w:r>
+        <w:t xml:space="preserve">  1. Count how many confirmed bookings already exist for this slot:</w:t>
+      </w:r>
+    </w:p>
+    <w:p>
+      <w:r>
+        <w:t xml:space="preserve">     SET </w:t>
+      </w:r>
+      <w:proofErr w:type="spellStart"/>
+      <w:r>
+        <w:t>current_bookings</w:t>
+      </w:r>
+      <w:proofErr w:type="spellEnd"/>
+      <w:r>
+        <w:t xml:space="preserve"> = number of orders with this </w:t>
+      </w:r>
+      <w:proofErr w:type="spellStart"/>
+      <w:r>
+        <w:t>slot_time</w:t>
+      </w:r>
+      <w:proofErr w:type="spellEnd"/>
+    </w:p>
+    <w:p>
+      <w:r>
+        <w:t xml:space="preserve">                            that are not cancelled</w:t>
+      </w:r>
+    </w:p>
+    <w:p/>
+    <w:p>
+      <w:r>
+        <w:t xml:space="preserve">  2. Is the slot already at capacity?</w:t>
+      </w:r>
+    </w:p>
+    <w:p>
+      <w:r>
+        <w:t xml:space="preserve">     IF </w:t>
+      </w:r>
+      <w:proofErr w:type="spellStart"/>
+      <w:r>
+        <w:t>current_bookings</w:t>
+      </w:r>
+      <w:proofErr w:type="spellEnd"/>
+      <w:r>
+        <w:t xml:space="preserve"> IS 20 OR MORE THEN</w:t>
+      </w:r>
+    </w:p>
+    <w:p>
+      <w:r>
+        <w:t xml:space="preserve">       RETURN "This slot is fully booked — please choose a different time."</w:t>
+      </w:r>
+    </w:p>
+    <w:p>
+      <w:r>
+        <w:t xml:space="preserve">     END IF</w:t>
+      </w:r>
+    </w:p>
+    <w:p/>
+    <w:p>
+      <w:r>
+        <w:t xml:space="preserve">  3. Reserve the slot:</w:t>
+      </w:r>
+    </w:p>
+    <w:p>
+      <w:r>
+        <w:t xml:space="preserve">     Set the order's </w:t>
+      </w:r>
+      <w:proofErr w:type="spellStart"/>
+      <w:r>
+        <w:t>slot_time</w:t>
+      </w:r>
+      <w:proofErr w:type="spellEnd"/>
+      <w:r>
+        <w:t xml:space="preserve"> to the requested time</w:t>
+      </w:r>
+    </w:p>
+    <w:p>
+      <w:r>
+        <w:t xml:space="preserve">     Set the order status to "Pending"</w:t>
+      </w:r>
+    </w:p>
+    <w:p>
+      <w:r>
+        <w:t xml:space="preserve">     Save the order to the database</w:t>
+      </w:r>
+    </w:p>
+    <w:p/>
+    <w:p>
+      <w:r>
+        <w:t xml:space="preserve">  4. Confirm the booking:</w:t>
+      </w:r>
+    </w:p>
+    <w:p>
+      <w:r>
+        <w:t xml:space="preserve">     Send a confirmation email to the customer</w:t>
+      </w:r>
+    </w:p>
+    <w:p>
+      <w:r>
+        <w:t xml:space="preserve">     including their chosen date and time</w:t>
+      </w:r>
+    </w:p>
+    <w:p/>
+    <w:p>
+      <w:r>
+        <w:t xml:space="preserve">  5. RETURN "Slot booked successfully for " + </w:t>
+      </w:r>
+      <w:proofErr w:type="spellStart"/>
+      <w:r>
+        <w:t>requested_slot_time</w:t>
+      </w:r>
+      <w:proofErr w:type="spellEnd"/>
+    </w:p>
+    <w:p/>
+    <w:p>
+      <w:r>
+        <w:t>END FUNCTION</w:t>
+      </w:r>
+    </w:p>
+    <w:p>
+      <w:r>
+        <w:rPr>
+          <w:b/>
+          <w:bCs/>
+        </w:rPr>
+        <w:t>Flowchart 3 – Slot Booking with Capacity Check:</w:t>
+      </w:r>
+    </w:p>
+    <w:p>
+      <w:pPr>
+        <w:rPr>
+          <w:b/>
+          <w:bCs/>
+        </w:rPr>
+      </w:pPr>
+      <w:r>
+        <w:rPr>
+          <w:b/>
+          <w:bCs/>
+        </w:rPr>
+        <w:t>3.5 Algorithm 5 – Food Traceability Query</w:t>
+      </w:r>
+    </w:p>
+    <w:p>
+      <w:r>
+        <w:lastRenderedPageBreak/>
+        <w:t>This algorithm exists entirely for compliance reasons. The Food Safety Act 1990 and Food Standards Act 1999 require that food items can be traced one step back and one step forward through the supply chain. If a food safety issue is identified with a specific batch, GLH needs to quickly find out which customers received items from that batch. This query joins all five tables to build that complete chain — back to the producer and forward to the customers.</w:t>
+      </w:r>
+    </w:p>
+    <w:p>
+      <w:r>
+        <w:t>text</w:t>
+      </w:r>
+    </w:p>
+    <w:p>
+      <w:r>
+        <w:t xml:space="preserve">FUNCTION </w:t>
+      </w:r>
+      <w:proofErr w:type="spellStart"/>
+      <w:r>
+        <w:t>TraceByBatch</w:t>
+      </w:r>
+      <w:proofErr w:type="spellEnd"/>
+      <w:r>
+        <w:t>(</w:t>
+      </w:r>
+      <w:proofErr w:type="spellStart"/>
+      <w:r>
+        <w:t>batch_ref</w:t>
+      </w:r>
+      <w:proofErr w:type="spellEnd"/>
+      <w:r>
+        <w:t>)</w:t>
+      </w:r>
+    </w:p>
+    <w:p/>
+    <w:p>
+      <w:r>
+        <w:t xml:space="preserve">  1. Search across all relevant tables:</w:t>
+      </w:r>
+    </w:p>
+    <w:p>
+      <w:r>
+        <w:t xml:space="preserve">     Find all Orders containing an </w:t>
+      </w:r>
+      <w:proofErr w:type="spellStart"/>
+      <w:r>
+        <w:t>OrderItem</w:t>
+      </w:r>
+      <w:proofErr w:type="spellEnd"/>
+    </w:p>
+    <w:p>
+      <w:r>
+        <w:t xml:space="preserve">     where that </w:t>
+      </w:r>
+      <w:proofErr w:type="spellStart"/>
+      <w:r>
+        <w:t>OrderItem's</w:t>
+      </w:r>
+      <w:proofErr w:type="spellEnd"/>
+      <w:r>
+        <w:t xml:space="preserve"> Product matches the given </w:t>
+      </w:r>
+      <w:proofErr w:type="spellStart"/>
+      <w:r>
+        <w:t>batch_ref</w:t>
+      </w:r>
+      <w:proofErr w:type="spellEnd"/>
+    </w:p>
+    <w:p>
+      <w:r>
+        <w:t xml:space="preserve">     Also retrieve the Producer, Product and Customer details for each result</w:t>
+      </w:r>
+    </w:p>
+    <w:p/>
+    <w:p>
+      <w:r>
+        <w:t xml:space="preserve">  2. If no results are found:</w:t>
+      </w:r>
+    </w:p>
+    <w:p>
+      <w:r>
+        <w:t xml:space="preserve">     RETURN "No orders found containing batch: " + </w:t>
+      </w:r>
+      <w:proofErr w:type="spellStart"/>
+      <w:r>
+        <w:t>batch_ref</w:t>
+      </w:r>
+      <w:proofErr w:type="spellEnd"/>
+    </w:p>
+    <w:p/>
+    <w:p>
+      <w:r>
+        <w:t xml:space="preserve">  3. Return the full traceability chain:</w:t>
+      </w:r>
+    </w:p>
+    <w:p>
+      <w:r>
+        <w:t xml:space="preserve">     - One step BACK: Producer name, contact details, batch reference</w:t>
+      </w:r>
+    </w:p>
+    <w:p>
+      <w:r>
+        <w:t xml:space="preserve">       (where the food came from)</w:t>
+      </w:r>
+    </w:p>
+    <w:p>
+      <w:r>
+        <w:t xml:space="preserve">     - One step FORWARD: Order IDs, customer details, order dates</w:t>
+      </w:r>
+    </w:p>
+    <w:p>
+      <w:r>
+        <w:t xml:space="preserve">       (who received the food and when)</w:t>
+      </w:r>
+    </w:p>
+    <w:p/>
+    <w:p>
+      <w:r>
+        <w:t>END FUNCTION</w:t>
+      </w:r>
+    </w:p>
+    <w:p>
+      <w:r>
+        <w:pict w14:anchorId="54C826A3">
+          <v:rect id="_x0000_i1027" style="width:0;height:1.5pt" o:hralign="center" o:hrstd="t" o:hr="t" fillcolor="#a0a0a0" stroked="f"/>
+        </w:pict>
+      </w:r>
+    </w:p>
+    <w:p>
+      <w:pPr>
+        <w:rPr>
+          <w:b/>
+          <w:bCs/>
+        </w:rPr>
+      </w:pPr>
+      <w:r>
+        <w:rPr>
+          <w:b/>
+          <w:bCs/>
+        </w:rPr>
+        <w:t>4. Test Strategy</w:t>
+      </w:r>
+    </w:p>
+    <w:p>
+      <w:r>
+        <w:t xml:space="preserve">Before the Local Produce Hub goes live, I need to be confident it works correctly for every type of user — customers, producers and GLH staff. My testing strategy follows a bottom-up approach, starting with the smallest individual pieces of logic and building up to testing the full platform end-to-end. This order makes sense because if something goes wrong during system testing, I can already be confident the individual components </w:t>
+      </w:r>
+      <w:r>
+        <w:lastRenderedPageBreak/>
+        <w:t>are working correctly, which makes it much easier to find and fix the cause of any issue. The strategy is designed to verify all non-functional requirements — security, performance, availability and accessibility — as well as every User Acceptance Criterion from Section 5 of the proposal.</w:t>
+      </w:r>
+    </w:p>
+    <w:p>
+      <w:pPr>
+        <w:rPr>
+          <w:b/>
+          <w:bCs/>
+        </w:rPr>
+      </w:pPr>
+      <w:r>
+        <w:rPr>
+          <w:b/>
+          <w:bCs/>
+        </w:rPr>
         <w:t>4.1 Testing Phases and Order</w:t>
       </w:r>
     </w:p>
@@ -3804,6 +4566,7 @@
                 <w:bCs/>
               </w:rPr>
             </w:pPr>
+            <w:proofErr w:type="gramStart"/>
             <w:r>
               <w:rPr>
                 <w:b/>
@@ -3811,6 +4574,7 @@
               </w:rPr>
               <w:t>Main Focus</w:t>
             </w:r>
+            <w:proofErr w:type="gramEnd"/>
           </w:p>
         </w:tc>
       </w:tr>
@@ -3850,7 +4614,23 @@
           </w:tcPr>
           <w:p>
             <w:r>
-              <w:t>Testing individual functions like UpdateStock and ApplyLoyalty completely in isolation. I'll use Boundary Value Analysis — testing exactly at the edges, for example what happens at exactly 0 stock or exactly 100 loyalty points — and Equivalence Partitioning, grouping valid and invalid inputs to check the system handles each correctly.</w:t>
+              <w:t xml:space="preserve">Testing individual functions like </w:t>
+            </w:r>
+            <w:proofErr w:type="spellStart"/>
+            <w:r>
+              <w:t>UpdateStock</w:t>
+            </w:r>
+            <w:proofErr w:type="spellEnd"/>
+            <w:r>
+              <w:t xml:space="preserve"> and </w:t>
+            </w:r>
+            <w:proofErr w:type="spellStart"/>
+            <w:r>
+              <w:t>ApplyLoyalty</w:t>
+            </w:r>
+            <w:proofErr w:type="spellEnd"/>
+            <w:r>
+              <w:t xml:space="preserve"> completely in isolation. I'll use Boundary Value Analysis — testing exactly at the edges, for example what happens at exactly 0 stock or exactly 100 loyalty points — and Equivalence Partitioning, grouping valid and invalid inputs to check the system handles each correctly.</w:t>
             </w:r>
           </w:p>
         </w:tc>
@@ -3985,6 +4765,7 @@
           </w:tcPr>
           <w:p>
             <w:r>
+              <w:lastRenderedPageBreak/>
               <w:t>Phase 4 – Acceptance Testing</w:t>
             </w:r>
           </w:p>
@@ -4021,7 +4802,15 @@
           </w:tcPr>
           <w:p>
             <w:r>
-              <w:t>Getting client confirmation the system is fit for purpose before going live</w:t>
+              <w:t xml:space="preserve">Getting client </w:t>
+            </w:r>
+            <w:proofErr w:type="gramStart"/>
+            <w:r>
+              <w:t>confirmation</w:t>
+            </w:r>
+            <w:proofErr w:type="gramEnd"/>
+            <w:r>
+              <w:t xml:space="preserve"> the system is fit for purpose before going live</w:t>
             </w:r>
           </w:p>
         </w:tc>
@@ -4084,7 +4873,6 @@
                 <w:b/>
                 <w:bCs/>
               </w:rPr>
-              <w:lastRenderedPageBreak/>
               <w:t>Component</w:t>
             </w:r>
           </w:p>
@@ -4332,9 +5120,11 @@
             <w:hideMark/>
           </w:tcPr>
           <w:p>
+            <w:proofErr w:type="spellStart"/>
             <w:r>
               <w:t>UpdateStock</w:t>
             </w:r>
+            <w:proofErr w:type="spellEnd"/>
           </w:p>
         </w:tc>
         <w:tc>
@@ -4369,7 +5159,15 @@
           </w:tcPr>
           <w:p>
             <w:r>
-              <w:t>The system returns an error and no change is made to the database</w:t>
+              <w:t xml:space="preserve">The system returns an </w:t>
+            </w:r>
+            <w:proofErr w:type="gramStart"/>
+            <w:r>
+              <w:t>error</w:t>
+            </w:r>
+            <w:proofErr w:type="gramEnd"/>
+            <w:r>
+              <w:t xml:space="preserve"> and no change is made to the database</w:t>
             </w:r>
           </w:p>
         </w:tc>
@@ -4397,9 +5195,11 @@
             <w:hideMark/>
           </w:tcPr>
           <w:p>
+            <w:proofErr w:type="spellStart"/>
             <w:r>
               <w:t>UpdateStock</w:t>
             </w:r>
+            <w:proofErr w:type="spellEnd"/>
           </w:p>
         </w:tc>
         <w:tc>
@@ -4462,9 +5262,11 @@
             <w:hideMark/>
           </w:tcPr>
           <w:p>
+            <w:proofErr w:type="spellStart"/>
             <w:r>
               <w:t>ApplyLoyalty</w:t>
             </w:r>
+            <w:proofErr w:type="spellEnd"/>
           </w:p>
         </w:tc>
         <w:tc>
@@ -4511,7 +5313,11 @@
           </w:tcPr>
           <w:p>
             <w:r>
-              <w:t>Confirms the loyalty system calculates correctly and records everything accurately — supporting the Repeat Purchase Rate KPI</w:t>
+              <w:t xml:space="preserve">Confirms the loyalty system calculates correctly and records everything accurately — supporting the Repeat </w:t>
+            </w:r>
+            <w:r>
+              <w:lastRenderedPageBreak/>
+              <w:t>Purchase Rate KPI</w:t>
             </w:r>
           </w:p>
         </w:tc>
@@ -4527,9 +5333,12 @@
             <w:hideMark/>
           </w:tcPr>
           <w:p>
-            <w:r>
+            <w:proofErr w:type="spellStart"/>
+            <w:r>
+              <w:lastRenderedPageBreak/>
               <w:t>BookSlot</w:t>
             </w:r>
+            <w:proofErr w:type="spellEnd"/>
           </w:p>
         </w:tc>
         <w:tc>
@@ -4576,11 +5385,7 @@
           </w:tcPr>
           <w:p>
             <w:r>
-              <w:t xml:space="preserve">Prevents overbooking which would cause real operational problems for GLH's collection </w:t>
-            </w:r>
-            <w:r>
-              <w:lastRenderedPageBreak/>
-              <w:t>and delivery scheduling</w:t>
+              <w:t>Prevents overbooking which would cause real operational problems for GLH's collection and delivery scheduling</w:t>
             </w:r>
           </w:p>
         </w:tc>
@@ -4597,7 +5402,6 @@
           </w:tcPr>
           <w:p>
             <w:r>
-              <w:lastRenderedPageBreak/>
               <w:t>Order Splitting</w:t>
             </w:r>
           </w:p>
@@ -4764,19 +5568,31 @@
           </w:tcPr>
           <w:p>
             <w:r>
-              <w:t>All pages load within a few seconds; no errors or crashes occur</w:t>
-            </w:r>
-          </w:p>
-        </w:tc>
-        <w:tc>
-          <w:tcPr>
-            <w:tcW w:w="0" w:type="auto"/>
-            <w:vAlign w:val="center"/>
-            <w:hideMark/>
-          </w:tcPr>
-          <w:p>
-            <w:r>
-              <w:t>Confirms the platform meets the Performance non-functional requirement and can support GLH's growth in online usage</w:t>
+              <w:t xml:space="preserve">All </w:t>
+            </w:r>
+            <w:proofErr w:type="gramStart"/>
+            <w:r>
+              <w:t>pages</w:t>
+            </w:r>
+            <w:proofErr w:type="gramEnd"/>
+            <w:r>
+              <w:t xml:space="preserve"> load within a few seconds; no errors or crashes occur</w:t>
+            </w:r>
+          </w:p>
+        </w:tc>
+        <w:tc>
+          <w:tcPr>
+            <w:tcW w:w="0" w:type="auto"/>
+            <w:vAlign w:val="center"/>
+            <w:hideMark/>
+          </w:tcPr>
+          <w:p>
+            <w:r>
+              <w:t xml:space="preserve">Confirms the platform meets the Performance non-functional requirement and can support </w:t>
+            </w:r>
+            <w:r>
+              <w:lastRenderedPageBreak/>
+              <w:t>GLH's growth in online usage</w:t>
             </w:r>
           </w:p>
         </w:tc>
@@ -4793,6 +5609,7 @@
           </w:tcPr>
           <w:p>
             <w:r>
+              <w:lastRenderedPageBreak/>
               <w:t>Accessibility</w:t>
             </w:r>
           </w:p>
@@ -4829,28 +5646,19 @@
           </w:tcPr>
           <w:p>
             <w:r>
-              <w:t xml:space="preserve">Every element is reachable via Tab key; all form fields have correct labels; text scales up without </w:t>
-            </w:r>
-            <w:r>
-              <w:lastRenderedPageBreak/>
-              <w:t>breaking the layout</w:t>
-            </w:r>
-          </w:p>
-        </w:tc>
-        <w:tc>
-          <w:tcPr>
-            <w:tcW w:w="0" w:type="auto"/>
-            <w:vAlign w:val="center"/>
-            <w:hideMark/>
-          </w:tcPr>
-          <w:p>
-            <w:r>
-              <w:lastRenderedPageBreak/>
-              <w:t xml:space="preserve">Confirms the platform meets WCAG accessibility standards and no users are unfairly </w:t>
-            </w:r>
-            <w:r>
-              <w:lastRenderedPageBreak/>
-              <w:t>excluded from GLH's services</w:t>
+              <w:t>Every element is reachable via Tab key; all form fields have correct labels; text scales up without breaking the layout</w:t>
+            </w:r>
+          </w:p>
+        </w:tc>
+        <w:tc>
+          <w:tcPr>
+            <w:tcW w:w="0" w:type="auto"/>
+            <w:vAlign w:val="center"/>
+            <w:hideMark/>
+          </w:tcPr>
+          <w:p>
+            <w:r>
+              <w:t>Confirms the platform meets WCAG accessibility standards and no users are unfairly excluded from GLH's services</w:t>
             </w:r>
           </w:p>
         </w:tc>
@@ -4867,7 +5675,6 @@
           </w:tcPr>
           <w:p>
             <w:r>
-              <w:lastRenderedPageBreak/>
               <w:t>Traceability Query</w:t>
             </w:r>
           </w:p>
@@ -4892,7 +5699,15 @@
           </w:tcPr>
           <w:p>
             <w:r>
-              <w:t>Enter a batch_ref that was included in three test orders</w:t>
+              <w:t xml:space="preserve">Enter a </w:t>
+            </w:r>
+            <w:proofErr w:type="spellStart"/>
+            <w:r>
+              <w:t>batch_ref</w:t>
+            </w:r>
+            <w:proofErr w:type="spellEnd"/>
+            <w:r>
+              <w:t xml:space="preserve"> that was included in three test orders</w:t>
             </w:r>
           </w:p>
         </w:tc>
@@ -5601,6 +6416,7 @@
   <w:style w:type="character" w:default="1" w:styleId="DefaultParagraphFont">
     <w:name w:val="Default Paragraph Font"/>
     <w:uiPriority w:val="1"/>
+    <w:semiHidden/>
     <w:unhideWhenUsed/>
   </w:style>
   <w:style w:type="table" w:default="1" w:styleId="TableNormal">
